--- a/06_산출물_문서/2계층_절차서/QP-603_변경_기획_관리.docx
+++ b/06_산출물_문서/2계층_절차서/QP-603_변경_기획_관리.docx
@@ -270,11 +270,11 @@
     </w:p>
     <w:tbl>
       <w:tblPr>
-        <w:tblW w:w="8788" w:type="dxa"/>
         <w:tblCellMar>
           <w:left w:w="108" w:type="dxa"/>
           <w:right w:w="108" w:type="dxa"/>
         </w:tblCellMar>
+        <w:tblW w:w="8788" w:type="dxa"/>
         <w:tblBorders>
           <w:top w:val="single" w:sz="4" w:color="2E74B5" w:space="0"/>
           <w:left w:val="single" w:sz="4" w:color="2E74B5" w:space="0"/>
@@ -294,13 +294,13 @@
         <w:tc>
           <w:tcPr>
             <w:tcW w:w="1500" w:type="dxa"/>
-            <w:shd w:val="clear" w:color="auto" w:fill="D9D9D9"/>
-            <w:tcMar>
-              <w:top w:w="60" w:type="dxa"/>
-              <w:left w:w="120" w:type="dxa"/>
-              <w:bottom w:w="60" w:type="dxa"/>
-              <w:right w:w="120" w:type="dxa"/>
-            </w:tcMar>
+            <w:tcMar>
+              <w:top w:w="60" w:type="dxa"/>
+              <w:left w:w="120" w:type="dxa"/>
+              <w:bottom w:w="60" w:type="dxa"/>
+              <w:right w:w="120" w:type="dxa"/>
+            </w:tcMar>
+            <w:shd w:val="clear" w:color="auto" w:fill="DEEAF1"/>
           </w:tcPr>
           <w:p>
             <w:pPr>
@@ -320,13 +320,13 @@
         <w:tc>
           <w:tcPr>
             <w:tcW w:w="2800" w:type="dxa"/>
-            <w:shd w:val="clear" w:color="auto" w:fill="D9D9D9"/>
-            <w:tcMar>
-              <w:top w:w="60" w:type="dxa"/>
-              <w:left w:w="120" w:type="dxa"/>
-              <w:bottom w:w="60" w:type="dxa"/>
-              <w:right w:w="120" w:type="dxa"/>
-            </w:tcMar>
+            <w:tcMar>
+              <w:top w:w="60" w:type="dxa"/>
+              <w:left w:w="120" w:type="dxa"/>
+              <w:bottom w:w="60" w:type="dxa"/>
+              <w:right w:w="120" w:type="dxa"/>
+            </w:tcMar>
+            <w:shd w:val="clear" w:color="auto" w:fill="DEEAF1"/>
           </w:tcPr>
           <w:p>
             <w:pPr>
@@ -346,13 +346,13 @@
         <w:tc>
           <w:tcPr>
             <w:tcW w:w="2000" w:type="dxa"/>
-            <w:shd w:val="clear" w:color="auto" w:fill="D9D9D9"/>
-            <w:tcMar>
-              <w:top w:w="60" w:type="dxa"/>
-              <w:left w:w="120" w:type="dxa"/>
-              <w:bottom w:w="60" w:type="dxa"/>
-              <w:right w:w="120" w:type="dxa"/>
-            </w:tcMar>
+            <w:tcMar>
+              <w:top w:w="60" w:type="dxa"/>
+              <w:left w:w="120" w:type="dxa"/>
+              <w:bottom w:w="60" w:type="dxa"/>
+              <w:right w:w="120" w:type="dxa"/>
+            </w:tcMar>
+            <w:shd w:val="clear" w:color="auto" w:fill="DEEAF1"/>
           </w:tcPr>
           <w:p>
             <w:pPr>
@@ -372,13 +372,13 @@
         <w:tc>
           <w:tcPr>
             <w:tcW w:w="2488" w:type="dxa"/>
-            <w:shd w:val="clear" w:color="auto" w:fill="D9D9D9"/>
-            <w:tcMar>
-              <w:top w:w="60" w:type="dxa"/>
-              <w:left w:w="120" w:type="dxa"/>
-              <w:bottom w:w="60" w:type="dxa"/>
-              <w:right w:w="120" w:type="dxa"/>
-            </w:tcMar>
+            <w:tcMar>
+              <w:top w:w="60" w:type="dxa"/>
+              <w:left w:w="120" w:type="dxa"/>
+              <w:bottom w:w="60" w:type="dxa"/>
+              <w:right w:w="120" w:type="dxa"/>
+            </w:tcMar>
+            <w:shd w:val="clear" w:color="auto" w:fill="DEEAF1"/>
           </w:tcPr>
           <w:p>
             <w:pPr>
@@ -1197,7 +1197,7 @@
         </w:trPr>
         <w:tc>
           <w:tcPr>
-            <w:tcW w:w="2460" w:type="dxa"/>
+            <w:tcW w:w="2281" w:type="dxa"/>
             <w:tcMar>
               <w:top w:w="60" w:type="dxa"/>
               <w:left w:w="120" w:type="dxa"/>
@@ -1218,7 +1218,7 @@
         </w:tc>
         <w:tc>
           <w:tcPr>
-            <w:tcW w:w="6328" w:type="dxa"/>
+            <w:tcW w:w="6507" w:type="dxa"/>
             <w:tcMar>
               <w:top w:w="60" w:type="dxa"/>
               <w:left w:w="120" w:type="dxa"/>
@@ -1240,9 +1240,7 @@
       </w:tr>
       <w:tr>
         <w:tc>
-          <w:tcPr>
-            <w:tcW w:w="2460" w:type="dxa"/>
-          </w:tcPr>
+          <w:tcPr/>
           <w:p>
             <w:pPr>
               <w:pStyle w:val="Compact"/>
@@ -1254,7 +1252,7 @@
         </w:tc>
         <w:tc>
           <w:tcPr>
-            <w:tcW w:w="6328" w:type="dxa"/>
+            <w:tcW w:w="6507" w:type="dxa"/>
             <w:tcMar>
               <w:top w:w="60" w:type="dxa"/>
               <w:left w:w="120" w:type="dxa"/>
@@ -1287,6 +1285,7 @@
         </w:tc>
         <w:tc>
           <w:tcPr>
+            <w:tcW w:w="6507" w:type="dxa"/>
             <w:tcMar>
               <w:top w:w="60" w:type="dxa"/>
               <w:left w:w="120" w:type="dxa"/>
@@ -1318,9 +1317,7 @@
           </w:p>
         </w:tc>
         <w:tc>
-          <w:tcPr>
-            <w:tcW w:w="6328" w:type="dxa"/>
-          </w:tcPr>
+          <w:tcPr/>
           <w:p>
             <w:pPr>
               <w:pStyle w:val="Compact"/>
@@ -1333,19 +1330,10 @@
       </w:tr>
       <w:tr>
         <w:tc>
-          <w:tcPr>
-            <w:tcW w:w="2460" w:type="dxa"/>
-            <w:tcMar>
-              <w:top w:w="60" w:type="dxa"/>
-              <w:left w:w="120" w:type="dxa"/>
-              <w:bottom w:w="60" w:type="dxa"/>
-              <w:right w:w="120" w:type="dxa"/>
-            </w:tcMar>
-          </w:tcPr>
-          <w:p>
-            <w:pPr>
-              <w:pStyle w:val="Compact"/>
-              <w:wordWrap w:val="1"/>
+          <w:tcPr/>
+          <w:p>
+            <w:pPr>
+              <w:pStyle w:val="Compact"/>
             </w:pPr>
             <w:r>
               <w:t xml:space="preserve">공급망 변경</w:t>
@@ -1353,10 +1341,19 @@
           </w:p>
         </w:tc>
         <w:tc>
-          <w:tcPr/>
-          <w:p>
-            <w:pPr>
-              <w:pStyle w:val="Compact"/>
+          <w:tcPr>
+            <w:tcW w:w="6507" w:type="dxa"/>
+            <w:tcMar>
+              <w:top w:w="60" w:type="dxa"/>
+              <w:left w:w="120" w:type="dxa"/>
+              <w:bottom w:w="60" w:type="dxa"/>
+              <w:right w:w="120" w:type="dxa"/>
+            </w:tcMar>
+          </w:tcPr>
+          <w:p>
+            <w:pPr>
+              <w:pStyle w:val="Compact"/>
+              <w:wordWrap w:val="1"/>
             </w:pPr>
             <w:r>
               <w:t xml:space="preserve">외부공급자 변경, 원자재/부자재 변경, 아웃소싱 범위 변경</w:t>
@@ -1390,18 +1387,10 @@
       </w:tr>
       <w:tr>
         <w:tc>
-          <w:tcPr>
-            <w:tcMar>
-              <w:top w:w="60" w:type="dxa"/>
-              <w:left w:w="120" w:type="dxa"/>
-              <w:bottom w:w="60" w:type="dxa"/>
-              <w:right w:w="120" w:type="dxa"/>
-            </w:tcMar>
-          </w:tcPr>
-          <w:p>
-            <w:pPr>
-              <w:pStyle w:val="Compact"/>
-              <w:wordWrap w:val="1"/>
+          <w:tcPr/>
+          <w:p>
+            <w:pPr>
+              <w:pStyle w:val="Compact"/>
             </w:pPr>
             <w:r>
               <w:t xml:space="preserve">영구적 변경</w:t>
@@ -1409,18 +1398,10 @@
           </w:p>
         </w:tc>
         <w:tc>
-          <w:tcPr>
-            <w:tcMar>
-              <w:top w:w="60" w:type="dxa"/>
-              <w:left w:w="120" w:type="dxa"/>
-              <w:bottom w:w="60" w:type="dxa"/>
-              <w:right w:w="120" w:type="dxa"/>
-            </w:tcMar>
-          </w:tcPr>
-          <w:p>
-            <w:pPr>
-              <w:pStyle w:val="Compact"/>
-              <w:wordWrap w:val="1"/>
+          <w:tcPr/>
+          <w:p>
+            <w:pPr>
+              <w:pStyle w:val="Compact"/>
             </w:pPr>
             <w:r>
               <w:t xml:space="preserve">설비 교체, 공정 재설계, 원자재 사양 변경, 방법 개선 등</w:t>
@@ -1479,7 +1460,7 @@
         </w:trPr>
         <w:tc>
           <w:tcPr>
-            <w:tcW w:w="2460" w:type="dxa"/>
+            <w:tcW w:w="3000" w:type="dxa"/>
             <w:tcMar>
               <w:top w:w="60" w:type="dxa"/>
               <w:left w:w="120" w:type="dxa"/>
@@ -1500,7 +1481,7 @@
         </w:tc>
         <w:tc>
           <w:tcPr>
-            <w:tcW w:w="6328" w:type="dxa"/>
+            <w:tcW w:w="5788" w:type="dxa"/>
             <w:tcMar>
               <w:top w:w="60" w:type="dxa"/>
               <w:left w:w="120" w:type="dxa"/>
@@ -1522,9 +1503,7 @@
       </w:tr>
       <w:tr>
         <w:tc>
-          <w:tcPr>
-            <w:tcW w:w="2460" w:type="dxa"/>
-          </w:tcPr>
+          <w:tcPr/>
           <w:p>
             <w:pPr>
               <w:pStyle w:val="Compact"/>
@@ -1536,7 +1515,7 @@
         </w:tc>
         <w:tc>
           <w:tcPr>
-            <w:tcW w:w="6328" w:type="dxa"/>
+            <w:tcW w:w="5788" w:type="dxa"/>
             <w:tcMar>
               <w:top w:w="60" w:type="dxa"/>
               <w:left w:w="120" w:type="dxa"/>
@@ -1557,7 +1536,9 @@
       </w:tr>
       <w:tr>
         <w:tc>
-          <w:tcPr/>
+          <w:tcPr>
+            <w:tcW w:w="3000" w:type="dxa"/>
+          </w:tcPr>
           <w:p>
             <w:pPr>
               <w:pStyle w:val="Compact"/>
@@ -1569,6 +1550,7 @@
         </w:tc>
         <w:tc>
           <w:tcPr>
+            <w:tcW w:w="5788" w:type="dxa"/>
             <w:tcMar>
               <w:top w:w="60" w:type="dxa"/>
               <w:left w:w="120" w:type="dxa"/>
@@ -1601,7 +1583,7 @@
         </w:tc>
         <w:tc>
           <w:tcPr>
-            <w:tcW w:w="6328" w:type="dxa"/>
+            <w:tcW w:w="5788" w:type="dxa"/>
           </w:tcPr>
           <w:p>
             <w:pPr>
@@ -1615,19 +1597,10 @@
       </w:tr>
       <w:tr>
         <w:tc>
-          <w:tcPr>
-            <w:tcW w:w="2460" w:type="dxa"/>
-            <w:tcMar>
-              <w:top w:w="60" w:type="dxa"/>
-              <w:left w:w="120" w:type="dxa"/>
-              <w:bottom w:w="60" w:type="dxa"/>
-              <w:right w:w="120" w:type="dxa"/>
-            </w:tcMar>
-          </w:tcPr>
-          <w:p>
-            <w:pPr>
-              <w:pStyle w:val="Compact"/>
-              <w:wordWrap w:val="1"/>
+          <w:tcPr/>
+          <w:p>
+            <w:pPr>
+              <w:pStyle w:val="Compact"/>
             </w:pPr>
             <w:r>
               <w:t xml:space="preserve">QP-803</w:t>
@@ -1635,7 +1608,9 @@
           </w:p>
         </w:tc>
         <w:tc>
-          <w:tcPr/>
+          <w:tcPr>
+            <w:tcW w:w="5788" w:type="dxa"/>
+          </w:tcPr>
           <w:p>
             <w:pPr>
               <w:pStyle w:val="Compact"/>
@@ -1683,10 +1658,19 @@
           </w:p>
         </w:tc>
         <w:tc>
-          <w:tcPr/>
-          <w:p>
-            <w:pPr>
-              <w:pStyle w:val="Compact"/>
+          <w:tcPr>
+            <w:tcW w:w="5788" w:type="dxa"/>
+            <w:tcMar>
+              <w:top w:w="60" w:type="dxa"/>
+              <w:left w:w="120" w:type="dxa"/>
+              <w:bottom w:w="60" w:type="dxa"/>
+              <w:right w:w="120" w:type="dxa"/>
+            </w:tcMar>
+          </w:tcPr>
+          <w:p>
+            <w:pPr>
+              <w:pStyle w:val="Compact"/>
+              <w:wordWrap w:val="1"/>
             </w:pPr>
             <w:r>
               <w:t xml:space="preserve">리스크 관리/FMEA 절차서 (변경 리스크 평가)</w:t>
@@ -1768,18 +1752,10 @@
       </w:tr>
       <w:tr>
         <w:tc>
-          <w:tcPr>
-            <w:tcMar>
-              <w:top w:w="60" w:type="dxa"/>
-              <w:left w:w="120" w:type="dxa"/>
-              <w:bottom w:w="60" w:type="dxa"/>
-              <w:right w:w="120" w:type="dxa"/>
-            </w:tcMar>
-          </w:tcPr>
-          <w:p>
-            <w:pPr>
-              <w:pStyle w:val="Compact"/>
-              <w:wordWrap w:val="1"/>
+          <w:tcPr/>
+          <w:p>
+            <w:pPr>
+              <w:pStyle w:val="Compact"/>
             </w:pPr>
             <w:r>
               <w:t xml:space="preserve">IATF 16949</w:t>
@@ -1787,18 +1763,10 @@
           </w:p>
         </w:tc>
         <w:tc>
-          <w:tcPr>
-            <w:tcMar>
-              <w:top w:w="60" w:type="dxa"/>
-              <w:left w:w="120" w:type="dxa"/>
-              <w:bottom w:w="60" w:type="dxa"/>
-              <w:right w:w="120" w:type="dxa"/>
-            </w:tcMar>
-          </w:tcPr>
-          <w:p>
-            <w:pPr>
-              <w:pStyle w:val="Compact"/>
-              <w:wordWrap w:val="1"/>
+          <w:tcPr/>
+          <w:p>
+            <w:pPr>
+              <w:pStyle w:val="Compact"/>
             </w:pPr>
             <w:r>
               <w:t xml:space="preserve">기존 자동차 품질경영시스템 참조 (4M 변경관리 원형)</w:t>
@@ -1842,7 +1810,7 @@
         </w:trPr>
         <w:tc>
           <w:tcPr>
-            <w:tcW w:w="2460" w:type="dxa"/>
+            <w:tcW w:w="3000" w:type="dxa"/>
             <w:tcMar>
               <w:top w:w="60" w:type="dxa"/>
               <w:left w:w="120" w:type="dxa"/>
@@ -1863,7 +1831,7 @@
         </w:tc>
         <w:tc>
           <w:tcPr>
-            <w:tcW w:w="6328" w:type="dxa"/>
+            <w:tcW w:w="5788" w:type="dxa"/>
             <w:tcMar>
               <w:top w:w="60" w:type="dxa"/>
               <w:left w:w="120" w:type="dxa"/>
@@ -1885,9 +1853,7 @@
       </w:tr>
       <w:tr>
         <w:tc>
-          <w:tcPr>
-            <w:tcW w:w="2460" w:type="dxa"/>
-          </w:tcPr>
+          <w:tcPr/>
           <w:p>
             <w:pPr>
               <w:pStyle w:val="Compact"/>
@@ -1903,7 +1869,7 @@
         </w:tc>
         <w:tc>
           <w:tcPr>
-            <w:tcW w:w="6328" w:type="dxa"/>
+            <w:tcW w:w="5788" w:type="dxa"/>
             <w:tcMar>
               <w:top w:w="60" w:type="dxa"/>
               <w:left w:w="120" w:type="dxa"/>
@@ -1940,6 +1906,7 @@
         </w:tc>
         <w:tc>
           <w:tcPr>
+            <w:tcW w:w="5788" w:type="dxa"/>
             <w:tcMar>
               <w:top w:w="60" w:type="dxa"/>
               <w:left w:w="120" w:type="dxa"/>
@@ -1975,9 +1942,7 @@
           </w:p>
         </w:tc>
         <w:tc>
-          <w:tcPr>
-            <w:tcW w:w="6328" w:type="dxa"/>
-          </w:tcPr>
+          <w:tcPr/>
           <w:p>
             <w:pPr>
               <w:pStyle w:val="Compact"/>
@@ -1990,19 +1955,10 @@
       </w:tr>
       <w:tr>
         <w:tc>
-          <w:tcPr>
-            <w:tcW w:w="2460" w:type="dxa"/>
-            <w:tcMar>
-              <w:top w:w="60" w:type="dxa"/>
-              <w:left w:w="120" w:type="dxa"/>
-              <w:bottom w:w="60" w:type="dxa"/>
-              <w:right w:w="120" w:type="dxa"/>
-            </w:tcMar>
-          </w:tcPr>
-          <w:p>
-            <w:pPr>
-              <w:pStyle w:val="Compact"/>
-              <w:wordWrap w:val="1"/>
+          <w:tcPr/>
+          <w:p>
+            <w:pPr>
+              <w:pStyle w:val="Compact"/>
             </w:pPr>
             <w:r>
               <w:rPr>
@@ -2014,10 +1970,19 @@
           </w:p>
         </w:tc>
         <w:tc>
-          <w:tcPr/>
-          <w:p>
-            <w:pPr>
-              <w:pStyle w:val="Compact"/>
+          <w:tcPr>
+            <w:tcW w:w="5788" w:type="dxa"/>
+            <w:tcMar>
+              <w:top w:w="60" w:type="dxa"/>
+              <w:left w:w="120" w:type="dxa"/>
+              <w:bottom w:w="60" w:type="dxa"/>
+              <w:right w:w="120" w:type="dxa"/>
+            </w:tcMar>
+          </w:tcPr>
+          <w:p>
+            <w:pPr>
+              <w:pStyle w:val="Compact"/>
+              <w:wordWrap w:val="1"/>
             </w:pPr>
             <w:r>
               <w:t xml:space="preserve">설계변경요청서. 변경의 필요성, 내용, 영향 평가를 포함한 공식 변경 요청</w:t>
@@ -2223,18 +2188,10 @@
       </w:tr>
       <w:tr>
         <w:tc>
-          <w:tcPr>
-            <w:tcMar>
-              <w:top w:w="60" w:type="dxa"/>
-              <w:left w:w="120" w:type="dxa"/>
-              <w:bottom w:w="60" w:type="dxa"/>
-              <w:right w:w="120" w:type="dxa"/>
-            </w:tcMar>
-          </w:tcPr>
-          <w:p>
-            <w:pPr>
-              <w:pStyle w:val="Compact"/>
-              <w:wordWrap w:val="1"/>
+          <w:tcPr/>
+          <w:p>
+            <w:pPr>
+              <w:pStyle w:val="Compact"/>
             </w:pPr>
             <w:r>
               <w:rPr>
@@ -2246,18 +2203,10 @@
           </w:p>
         </w:tc>
         <w:tc>
-          <w:tcPr>
-            <w:tcMar>
-              <w:top w:w="60" w:type="dxa"/>
-              <w:left w:w="120" w:type="dxa"/>
-              <w:bottom w:w="60" w:type="dxa"/>
-              <w:right w:w="120" w:type="dxa"/>
-            </w:tcMar>
-          </w:tcPr>
-          <w:p>
-            <w:pPr>
-              <w:pStyle w:val="Compact"/>
-              <w:wordWrap w:val="1"/>
+          <w:tcPr/>
+          <w:p>
+            <w:pPr>
+              <w:pStyle w:val="Compact"/>
             </w:pPr>
             <w:r>
               <w:t xml:space="preserve">유해물질 미사용. 환경 규제 물질 관련 변경 시 MSDS 확인 필수</w:t>
@@ -2310,7 +2259,7 @@
         </w:trPr>
         <w:tc>
           <w:tcPr>
-            <w:tcW w:w="2460" w:type="dxa"/>
+            <w:tcW w:w="3000" w:type="dxa"/>
             <w:tcMar>
               <w:top w:w="60" w:type="dxa"/>
               <w:left w:w="120" w:type="dxa"/>
@@ -2331,7 +2280,7 @@
         </w:tc>
         <w:tc>
           <w:tcPr>
-            <w:tcW w:w="6328" w:type="dxa"/>
+            <w:tcW w:w="5788" w:type="dxa"/>
             <w:tcMar>
               <w:top w:w="60" w:type="dxa"/>
               <w:left w:w="120" w:type="dxa"/>
@@ -2354,11 +2303,17 @@
       <w:tr>
         <w:tc>
           <w:tcPr>
-            <w:tcW w:w="2460" w:type="dxa"/>
-          </w:tcPr>
-          <w:p>
-            <w:pPr>
-              <w:pStyle w:val="Compact"/>
+            <w:tcMar>
+              <w:top w:w="60" w:type="dxa"/>
+              <w:left w:w="120" w:type="dxa"/>
+              <w:bottom w:w="60" w:type="dxa"/>
+              <w:right w:w="120" w:type="dxa"/>
+            </w:tcMar>
+          </w:tcPr>
+          <w:p>
+            <w:pPr>
+              <w:pStyle w:val="Compact"/>
+              <w:wordWrap w:val="1"/>
             </w:pPr>
             <w:r>
               <w:rPr>
@@ -2371,7 +2326,7 @@
         </w:tc>
         <w:tc>
           <w:tcPr>
-            <w:tcW w:w="6328" w:type="dxa"/>
+            <w:tcW w:w="5788" w:type="dxa"/>
             <w:tcMar>
               <w:top w:w="60" w:type="dxa"/>
               <w:left w:w="120" w:type="dxa"/>
@@ -2408,6 +2363,7 @@
         </w:tc>
         <w:tc>
           <w:tcPr>
+            <w:tcW w:w="5788" w:type="dxa"/>
             <w:tcMar>
               <w:top w:w="60" w:type="dxa"/>
               <w:left w:w="120" w:type="dxa"/>
@@ -2444,11 +2400,17 @@
         </w:tc>
         <w:tc>
           <w:tcPr>
-            <w:tcW w:w="6328" w:type="dxa"/>
-          </w:tcPr>
-          <w:p>
-            <w:pPr>
-              <w:pStyle w:val="Compact"/>
+            <w:tcMar>
+              <w:top w:w="60" w:type="dxa"/>
+              <w:left w:w="120" w:type="dxa"/>
+              <w:bottom w:w="60" w:type="dxa"/>
+              <w:right w:w="120" w:type="dxa"/>
+            </w:tcMar>
+          </w:tcPr>
+          <w:p>
+            <w:pPr>
+              <w:pStyle w:val="Compact"/>
+              <w:wordWrap w:val="1"/>
             </w:pPr>
             <w:r>
               <w:t xml:space="preserve">변경 영향 평가 참여, FAI 재실시 판단, 변경 후 품질데이터 수집/분석, 부적합 모니터링</w:t>
@@ -2458,19 +2420,10 @@
       </w:tr>
       <w:tr>
         <w:tc>
-          <w:tcPr>
-            <w:tcW w:w="2460" w:type="dxa"/>
-            <w:tcMar>
-              <w:top w:w="60" w:type="dxa"/>
-              <w:left w:w="120" w:type="dxa"/>
-              <w:bottom w:w="60" w:type="dxa"/>
-              <w:right w:w="120" w:type="dxa"/>
-            </w:tcMar>
-          </w:tcPr>
-          <w:p>
-            <w:pPr>
-              <w:pStyle w:val="Compact"/>
-              <w:wordWrap w:val="1"/>
+          <w:tcPr/>
+          <w:p>
+            <w:pPr>
+              <w:pStyle w:val="Compact"/>
             </w:pPr>
             <w:r>
               <w:rPr>
@@ -2482,10 +2435,19 @@
           </w:p>
         </w:tc>
         <w:tc>
-          <w:tcPr/>
-          <w:p>
-            <w:pPr>
-              <w:pStyle w:val="Compact"/>
+          <w:tcPr>
+            <w:tcW w:w="5788" w:type="dxa"/>
+            <w:tcMar>
+              <w:top w:w="60" w:type="dxa"/>
+              <w:left w:w="120" w:type="dxa"/>
+              <w:bottom w:w="60" w:type="dxa"/>
+              <w:right w:w="120" w:type="dxa"/>
+            </w:tcMar>
+          </w:tcPr>
+          <w:p>
+            <w:pPr>
+              <w:pStyle w:val="Compact"/>
+              <w:wordWrap w:val="1"/>
             </w:pPr>
             <w:r>
               <w:t xml:space="preserve">공정 변경 실행, 변경 스탬프 적용, 작업표준 업데이트, 현장 4M 이력 관리</w:t>
@@ -2607,18 +2569,10 @@
       </w:tr>
       <w:tr>
         <w:tc>
-          <w:tcPr>
-            <w:tcMar>
-              <w:top w:w="60" w:type="dxa"/>
-              <w:left w:w="120" w:type="dxa"/>
-              <w:bottom w:w="60" w:type="dxa"/>
-              <w:right w:w="120" w:type="dxa"/>
-            </w:tcMar>
-          </w:tcPr>
-          <w:p>
-            <w:pPr>
-              <w:pStyle w:val="Compact"/>
-              <w:wordWrap w:val="1"/>
+          <w:tcPr/>
+          <w:p>
+            <w:pPr>
+              <w:pStyle w:val="Compact"/>
             </w:pPr>
             <w:r>
               <w:rPr>
@@ -2630,18 +2584,10 @@
           </w:p>
         </w:tc>
         <w:tc>
-          <w:tcPr>
-            <w:tcMar>
-              <w:top w:w="60" w:type="dxa"/>
-              <w:left w:w="120" w:type="dxa"/>
-              <w:bottom w:w="60" w:type="dxa"/>
-              <w:right w:w="120" w:type="dxa"/>
-            </w:tcMar>
-          </w:tcPr>
-          <w:p>
-            <w:pPr>
-              <w:pStyle w:val="Compact"/>
-              <w:wordWrap w:val="1"/>
+          <w:tcPr/>
+          <w:p>
+            <w:pPr>
+              <w:pStyle w:val="Compact"/>
             </w:pPr>
             <w:r>
               <w:t xml:space="preserve">인원 변경 관리, 교육 훈련 기록 관리</w:t>
@@ -3573,7 +3519,7 @@
         </w:trPr>
         <w:tc>
           <w:tcPr>
-            <w:tcW w:w="2460" w:type="dxa"/>
+            <w:tcW w:w="2281" w:type="dxa"/>
             <w:tcMar>
               <w:top w:w="60" w:type="dxa"/>
               <w:left w:w="120" w:type="dxa"/>
@@ -3594,7 +3540,7 @@
         </w:tc>
         <w:tc>
           <w:tcPr>
-            <w:tcW w:w="6328" w:type="dxa"/>
+            <w:tcW w:w="6507" w:type="dxa"/>
             <w:tcMar>
               <w:top w:w="60" w:type="dxa"/>
               <w:left w:w="120" w:type="dxa"/>
@@ -3616,9 +3562,7 @@
       </w:tr>
       <w:tr>
         <w:tc>
-          <w:tcPr>
-            <w:tcW w:w="2460" w:type="dxa"/>
-          </w:tcPr>
+          <w:tcPr/>
           <w:p>
             <w:pPr>
               <w:pStyle w:val="Compact"/>
@@ -3630,7 +3574,7 @@
         </w:tc>
         <w:tc>
           <w:tcPr>
-            <w:tcW w:w="6328" w:type="dxa"/>
+            <w:tcW w:w="6507" w:type="dxa"/>
             <w:tcMar>
               <w:top w:w="60" w:type="dxa"/>
               <w:left w:w="120" w:type="dxa"/>
@@ -3663,6 +3607,7 @@
         </w:tc>
         <w:tc>
           <w:tcPr>
+            <w:tcW w:w="6507" w:type="dxa"/>
             <w:tcMar>
               <w:top w:w="60" w:type="dxa"/>
               <w:left w:w="120" w:type="dxa"/>
@@ -3694,9 +3639,7 @@
           </w:p>
         </w:tc>
         <w:tc>
-          <w:tcPr>
-            <w:tcW w:w="6328" w:type="dxa"/>
-          </w:tcPr>
+          <w:tcPr/>
           <w:p>
             <w:pPr>
               <w:pStyle w:val="Compact"/>
@@ -3709,19 +3652,10 @@
       </w:tr>
       <w:tr>
         <w:tc>
-          <w:tcPr>
-            <w:tcW w:w="2460" w:type="dxa"/>
-            <w:tcMar>
-              <w:top w:w="60" w:type="dxa"/>
-              <w:left w:w="120" w:type="dxa"/>
-              <w:bottom w:w="60" w:type="dxa"/>
-              <w:right w:w="120" w:type="dxa"/>
-            </w:tcMar>
-          </w:tcPr>
-          <w:p>
-            <w:pPr>
-              <w:pStyle w:val="Compact"/>
-              <w:wordWrap w:val="1"/>
+          <w:tcPr/>
+          <w:p>
+            <w:pPr>
+              <w:pStyle w:val="Compact"/>
             </w:pPr>
             <w:r>
               <w:t xml:space="preserve">부적합 시정</w:t>
@@ -3729,10 +3663,19 @@
           </w:p>
         </w:tc>
         <w:tc>
-          <w:tcPr/>
-          <w:p>
-            <w:pPr>
-              <w:pStyle w:val="Compact"/>
+          <w:tcPr>
+            <w:tcW w:w="6507" w:type="dxa"/>
+            <w:tcMar>
+              <w:top w:w="60" w:type="dxa"/>
+              <w:left w:w="120" w:type="dxa"/>
+              <w:bottom w:w="60" w:type="dxa"/>
+              <w:right w:w="120" w:type="dxa"/>
+            </w:tcMar>
+          </w:tcPr>
+          <w:p>
+            <w:pPr>
+              <w:pStyle w:val="Compact"/>
+              <w:wordWrap w:val="1"/>
             </w:pPr>
             <w:r>
               <w:t xml:space="preserve">반복 부적합 대응, CAR 시정조치에 의한 변경</w:t>
@@ -3766,18 +3709,10 @@
       </w:tr>
       <w:tr>
         <w:tc>
-          <w:tcPr>
-            <w:tcMar>
-              <w:top w:w="60" w:type="dxa"/>
-              <w:left w:w="120" w:type="dxa"/>
-              <w:bottom w:w="60" w:type="dxa"/>
-              <w:right w:w="120" w:type="dxa"/>
-            </w:tcMar>
-          </w:tcPr>
-          <w:p>
-            <w:pPr>
-              <w:pStyle w:val="Compact"/>
-              <w:wordWrap w:val="1"/>
+          <w:tcPr/>
+          <w:p>
+            <w:pPr>
+              <w:pStyle w:val="Compact"/>
             </w:pPr>
             <w:r>
               <w:t xml:space="preserve">설비/인프라</w:t>
@@ -3785,18 +3720,10 @@
           </w:p>
         </w:tc>
         <w:tc>
-          <w:tcPr>
-            <w:tcMar>
-              <w:top w:w="60" w:type="dxa"/>
-              <w:left w:w="120" w:type="dxa"/>
-              <w:bottom w:w="60" w:type="dxa"/>
-              <w:right w:w="120" w:type="dxa"/>
-            </w:tcMar>
-          </w:tcPr>
-          <w:p>
-            <w:pPr>
-              <w:pStyle w:val="Compact"/>
-              <w:wordWrap w:val="1"/>
+          <w:tcPr/>
+          <w:p>
+            <w:pPr>
+              <w:pStyle w:val="Compact"/>
             </w:pPr>
             <w:r>
               <w:t xml:space="preserve">노후 설비 교체, 신규 설비 도입, 레이아웃 변경</w:t>
@@ -4842,7 +4769,7 @@
         </w:trPr>
         <w:tc>
           <w:tcPr>
-            <w:tcW w:w="2460" w:type="dxa"/>
+            <w:tcW w:w="2216" w:type="dxa"/>
             <w:tcMar>
               <w:top w:w="60" w:type="dxa"/>
               <w:left w:w="120" w:type="dxa"/>
@@ -4863,7 +4790,7 @@
         </w:tc>
         <w:tc>
           <w:tcPr>
-            <w:tcW w:w="6328" w:type="dxa"/>
+            <w:tcW w:w="6572" w:type="dxa"/>
             <w:tcMar>
               <w:top w:w="60" w:type="dxa"/>
               <w:left w:w="120" w:type="dxa"/>
@@ -4885,9 +4812,7 @@
       </w:tr>
       <w:tr>
         <w:tc>
-          <w:tcPr>
-            <w:tcW w:w="2460" w:type="dxa"/>
-          </w:tcPr>
+          <w:tcPr/>
           <w:p>
             <w:pPr>
               <w:pStyle w:val="Compact"/>
@@ -4899,7 +4824,7 @@
         </w:tc>
         <w:tc>
           <w:tcPr>
-            <w:tcW w:w="6328" w:type="dxa"/>
+            <w:tcW w:w="6572" w:type="dxa"/>
             <w:tcMar>
               <w:top w:w="60" w:type="dxa"/>
               <w:left w:w="120" w:type="dxa"/>
@@ -4932,6 +4857,7 @@
         </w:tc>
         <w:tc>
           <w:tcPr>
+            <w:tcW w:w="6572" w:type="dxa"/>
             <w:tcMar>
               <w:top w:w="60" w:type="dxa"/>
               <w:left w:w="120" w:type="dxa"/>
@@ -4963,9 +4889,7 @@
           </w:p>
         </w:tc>
         <w:tc>
-          <w:tcPr>
-            <w:tcW w:w="6328" w:type="dxa"/>
-          </w:tcPr>
+          <w:tcPr/>
           <w:p>
             <w:pPr>
               <w:pStyle w:val="Compact"/>
@@ -4978,19 +4902,10 @@
       </w:tr>
       <w:tr>
         <w:tc>
-          <w:tcPr>
-            <w:tcW w:w="2460" w:type="dxa"/>
-            <w:tcMar>
-              <w:top w:w="60" w:type="dxa"/>
-              <w:left w:w="120" w:type="dxa"/>
-              <w:bottom w:w="60" w:type="dxa"/>
-              <w:right w:w="120" w:type="dxa"/>
-            </w:tcMar>
-          </w:tcPr>
-          <w:p>
-            <w:pPr>
-              <w:pStyle w:val="Compact"/>
-              <w:wordWrap w:val="1"/>
+          <w:tcPr/>
+          <w:p>
+            <w:pPr>
+              <w:pStyle w:val="Compact"/>
             </w:pPr>
             <w:r>
               <w:t xml:space="preserve">자재 준비 상태</w:t>
@@ -4998,10 +4913,19 @@
           </w:p>
         </w:tc>
         <w:tc>
-          <w:tcPr/>
-          <w:p>
-            <w:pPr>
-              <w:pStyle w:val="Compact"/>
+          <w:tcPr>
+            <w:tcW w:w="6572" w:type="dxa"/>
+            <w:tcMar>
+              <w:top w:w="60" w:type="dxa"/>
+              <w:left w:w="120" w:type="dxa"/>
+              <w:bottom w:w="60" w:type="dxa"/>
+              <w:right w:w="120" w:type="dxa"/>
+            </w:tcMar>
+          </w:tcPr>
+          <w:p>
+            <w:pPr>
+              <w:pStyle w:val="Compact"/>
+              <w:wordWrap w:val="1"/>
             </w:pPr>
             <w:r>
               <w:t xml:space="preserve">변경 자재의 입고, 수입검사 완료 여부</w:t>
@@ -5059,18 +4983,10 @@
       </w:tr>
       <w:tr>
         <w:tc>
-          <w:tcPr>
-            <w:tcMar>
-              <w:top w:w="60" w:type="dxa"/>
-              <w:left w:w="120" w:type="dxa"/>
-              <w:bottom w:w="60" w:type="dxa"/>
-              <w:right w:w="120" w:type="dxa"/>
-            </w:tcMar>
-          </w:tcPr>
-          <w:p>
-            <w:pPr>
-              <w:pStyle w:val="Compact"/>
-              <w:wordWrap w:val="1"/>
+          <w:tcPr/>
+          <w:p>
+            <w:pPr>
+              <w:pStyle w:val="Compact"/>
             </w:pPr>
             <w:r>
               <w:t xml:space="preserve">환경 규제</w:t>
@@ -5078,18 +4994,10 @@
           </w:p>
         </w:tc>
         <w:tc>
-          <w:tcPr>
-            <w:tcMar>
-              <w:top w:w="60" w:type="dxa"/>
-              <w:left w:w="120" w:type="dxa"/>
-              <w:bottom w:w="60" w:type="dxa"/>
-              <w:right w:w="120" w:type="dxa"/>
-            </w:tcMar>
-          </w:tcPr>
-          <w:p>
-            <w:pPr>
-              <w:pStyle w:val="Compact"/>
-              <w:wordWrap w:val="1"/>
+          <w:tcPr/>
+          <w:p>
+            <w:pPr>
+              <w:pStyle w:val="Compact"/>
             </w:pPr>
             <w:r>
               <w:t xml:space="preserve">금지물질(HSF) 확인, MSDS 검토 완료 여부</w:t>
@@ -5529,7 +5437,7 @@
         </w:trPr>
         <w:tc>
           <w:tcPr>
-            <w:tcW w:w="2460" w:type="dxa"/>
+            <w:tcW w:w="1878" w:type="dxa"/>
             <w:tcMar>
               <w:top w:w="60" w:type="dxa"/>
               <w:left w:w="120" w:type="dxa"/>
@@ -5550,7 +5458,7 @@
         </w:tc>
         <w:tc>
           <w:tcPr>
-            <w:tcW w:w="6328" w:type="dxa"/>
+            <w:tcW w:w="6910" w:type="dxa"/>
             <w:tcMar>
               <w:top w:w="60" w:type="dxa"/>
               <w:left w:w="120" w:type="dxa"/>
@@ -5572,9 +5480,7 @@
       </w:tr>
       <w:tr>
         <w:tc>
-          <w:tcPr>
-            <w:tcW w:w="2460" w:type="dxa"/>
-          </w:tcPr>
+          <w:tcPr/>
           <w:p>
             <w:pPr>
               <w:pStyle w:val="Compact"/>
@@ -5590,7 +5496,7 @@
         </w:tc>
         <w:tc>
           <w:tcPr>
-            <w:tcW w:w="6328" w:type="dxa"/>
+            <w:tcW w:w="6910" w:type="dxa"/>
             <w:tcMar>
               <w:top w:w="60" w:type="dxa"/>
               <w:left w:w="120" w:type="dxa"/>
@@ -5627,6 +5533,7 @@
         </w:tc>
         <w:tc>
           <w:tcPr>
+            <w:tcW w:w="6910" w:type="dxa"/>
             <w:tcMar>
               <w:top w:w="60" w:type="dxa"/>
               <w:left w:w="120" w:type="dxa"/>
@@ -5662,9 +5569,7 @@
           </w:p>
         </w:tc>
         <w:tc>
-          <w:tcPr>
-            <w:tcW w:w="6328" w:type="dxa"/>
-          </w:tcPr>
+          <w:tcPr/>
           <w:p>
             <w:pPr>
               <w:pStyle w:val="Compact"/>
@@ -5677,19 +5582,10 @@
       </w:tr>
       <w:tr>
         <w:tc>
-          <w:tcPr>
-            <w:tcW w:w="2460" w:type="dxa"/>
-            <w:tcMar>
-              <w:top w:w="60" w:type="dxa"/>
-              <w:left w:w="120" w:type="dxa"/>
-              <w:bottom w:w="60" w:type="dxa"/>
-              <w:right w:w="120" w:type="dxa"/>
-            </w:tcMar>
-          </w:tcPr>
-          <w:p>
-            <w:pPr>
-              <w:pStyle w:val="Compact"/>
-              <w:wordWrap w:val="1"/>
+          <w:tcPr/>
+          <w:p>
+            <w:pPr>
+              <w:pStyle w:val="Compact"/>
             </w:pPr>
             <w:r>
               <w:rPr>
@@ -5702,6 +5598,7 @@
         </w:tc>
         <w:tc>
           <w:tcPr>
+            <w:tcW w:w="6910" w:type="dxa"/>
             <w:tcMar>
               <w:top w:w="60" w:type="dxa"/>
               <w:left w:w="120" w:type="dxa"/>
@@ -6973,18 +6870,10 @@
       </w:tr>
       <w:tr>
         <w:tc>
-          <w:tcPr>
-            <w:tcMar>
-              <w:top w:w="60" w:type="dxa"/>
-              <w:left w:w="120" w:type="dxa"/>
-              <w:bottom w:w="60" w:type="dxa"/>
-              <w:right w:w="120" w:type="dxa"/>
-            </w:tcMar>
-          </w:tcPr>
-          <w:p>
-            <w:pPr>
-              <w:pStyle w:val="Compact"/>
-              <w:wordWrap w:val="1"/>
+          <w:tcPr/>
+          <w:p>
+            <w:pPr>
+              <w:pStyle w:val="Compact"/>
             </w:pPr>
             <w:r>
               <w:t xml:space="preserve">검사원 변경</w:t>
@@ -6992,18 +6881,10 @@
           </w:p>
         </w:tc>
         <w:tc>
-          <w:tcPr>
-            <w:tcMar>
-              <w:top w:w="60" w:type="dxa"/>
-              <w:left w:w="120" w:type="dxa"/>
-              <w:bottom w:w="60" w:type="dxa"/>
-              <w:right w:w="120" w:type="dxa"/>
-            </w:tcMar>
-          </w:tcPr>
-          <w:p>
-            <w:pPr>
-              <w:pStyle w:val="Compact"/>
-              <w:wordWrap w:val="1"/>
+          <w:tcPr/>
+          <w:p>
+            <w:pPr>
+              <w:pStyle w:val="Compact"/>
             </w:pPr>
             <w:r>
               <w:t xml:space="preserve">수입검사, 출하검사, FAI 검사원</w:t>
@@ -7011,18 +6892,10 @@
           </w:p>
         </w:tc>
         <w:tc>
-          <w:tcPr>
-            <w:tcMar>
-              <w:top w:w="60" w:type="dxa"/>
-              <w:left w:w="120" w:type="dxa"/>
-              <w:bottom w:w="60" w:type="dxa"/>
-              <w:right w:w="120" w:type="dxa"/>
-            </w:tcMar>
-          </w:tcPr>
-          <w:p>
-            <w:pPr>
-              <w:pStyle w:val="Compact"/>
-              <w:wordWrap w:val="1"/>
+          <w:tcPr/>
+          <w:p>
+            <w:pPr>
+              <w:pStyle w:val="Compact"/>
             </w:pPr>
             <w:r>
               <w:t xml:space="preserve">B</w:t>
@@ -7030,18 +6903,10 @@
           </w:p>
         </w:tc>
         <w:tc>
-          <w:tcPr>
-            <w:tcMar>
-              <w:top w:w="60" w:type="dxa"/>
-              <w:left w:w="120" w:type="dxa"/>
-              <w:bottom w:w="60" w:type="dxa"/>
-              <w:right w:w="120" w:type="dxa"/>
-            </w:tcMar>
-          </w:tcPr>
-          <w:p>
-            <w:pPr>
-              <w:pStyle w:val="Compact"/>
-              <w:wordWrap w:val="1"/>
+          <w:tcPr/>
+          <w:p>
+            <w:pPr>
+              <w:pStyle w:val="Compact"/>
             </w:pPr>
             <w:r>
               <w:t xml:space="preserve">인사/품질</w:t>
@@ -7049,18 +6914,10 @@
           </w:p>
         </w:tc>
         <w:tc>
-          <w:tcPr>
-            <w:tcMar>
-              <w:top w:w="60" w:type="dxa"/>
-              <w:left w:w="120" w:type="dxa"/>
-              <w:bottom w:w="60" w:type="dxa"/>
-              <w:right w:w="120" w:type="dxa"/>
-            </w:tcMar>
-          </w:tcPr>
-          <w:p>
-            <w:pPr>
-              <w:pStyle w:val="Compact"/>
-              <w:wordWrap w:val="1"/>
+          <w:tcPr/>
+          <w:p>
+            <w:pPr>
+              <w:pStyle w:val="Compact"/>
             </w:pPr>
             <w:r>
               <w:t xml:space="preserve">SQM 확인</w:t>
@@ -7068,18 +6925,10 @@
           </w:p>
         </w:tc>
         <w:tc>
-          <w:tcPr>
-            <w:tcMar>
-              <w:top w:w="60" w:type="dxa"/>
-              <w:left w:w="120" w:type="dxa"/>
-              <w:bottom w:w="60" w:type="dxa"/>
-              <w:right w:w="120" w:type="dxa"/>
-            </w:tcMar>
-          </w:tcPr>
-          <w:p>
-            <w:pPr>
-              <w:pStyle w:val="Compact"/>
-              <w:wordWrap w:val="1"/>
+          <w:tcPr/>
+          <w:p>
+            <w:pPr>
+              <w:pStyle w:val="Compact"/>
             </w:pPr>
             <w:r>
               <w:t xml:space="preserve">자격 인정</w:t>
@@ -7174,18 +7023,10 @@
           </w:p>
         </w:tc>
         <w:tc>
-          <w:tcPr>
-            <w:tcMar>
-              <w:top w:w="60" w:type="dxa"/>
-              <w:left w:w="120" w:type="dxa"/>
-              <w:bottom w:w="60" w:type="dxa"/>
-              <w:right w:w="120" w:type="dxa"/>
-            </w:tcMar>
-          </w:tcPr>
-          <w:p>
-            <w:pPr>
-              <w:pStyle w:val="Compact"/>
-              <w:wordWrap w:val="1"/>
+          <w:tcPr/>
+          <w:p>
+            <w:pPr>
+              <w:pStyle w:val="Compact"/>
             </w:pPr>
             <w:r>
               <w:t xml:space="preserve">초기 감독</w:t>
@@ -7261,18 +7102,10 @@
           </w:p>
         </w:tc>
         <w:tc>
-          <w:tcPr>
-            <w:tcMar>
-              <w:top w:w="60" w:type="dxa"/>
-              <w:left w:w="120" w:type="dxa"/>
-              <w:bottom w:w="60" w:type="dxa"/>
-              <w:right w:w="120" w:type="dxa"/>
-            </w:tcMar>
-          </w:tcPr>
-          <w:p>
-            <w:pPr>
-              <w:pStyle w:val="Compact"/>
-              <w:wordWrap w:val="1"/>
+          <w:tcPr/>
+          <w:p>
+            <w:pPr>
+              <w:pStyle w:val="Compact"/>
             </w:pPr>
             <w:r>
               <w:t xml:space="preserve">-</w:t>
@@ -10238,7 +10071,7 @@
         </w:trPr>
         <w:tc>
           <w:tcPr>
-            <w:tcW w:w="2460" w:type="dxa"/>
+            <w:tcW w:w="1878" w:type="dxa"/>
             <w:tcMar>
               <w:top w:w="60" w:type="dxa"/>
               <w:left w:w="120" w:type="dxa"/>
@@ -10259,7 +10092,7 @@
         </w:tc>
         <w:tc>
           <w:tcPr>
-            <w:tcW w:w="6328" w:type="dxa"/>
+            <w:tcW w:w="6910" w:type="dxa"/>
             <w:tcMar>
               <w:top w:w="60" w:type="dxa"/>
               <w:left w:w="120" w:type="dxa"/>
@@ -10281,9 +10114,7 @@
       </w:tr>
       <w:tr>
         <w:tc>
-          <w:tcPr>
-            <w:tcW w:w="2460" w:type="dxa"/>
-          </w:tcPr>
+          <w:tcPr/>
           <w:p>
             <w:pPr>
               <w:pStyle w:val="Compact"/>
@@ -10299,7 +10130,7 @@
         </w:tc>
         <w:tc>
           <w:tcPr>
-            <w:tcW w:w="6328" w:type="dxa"/>
+            <w:tcW w:w="6910" w:type="dxa"/>
             <w:tcMar>
               <w:top w:w="60" w:type="dxa"/>
               <w:left w:w="120" w:type="dxa"/>
@@ -10336,6 +10167,7 @@
         </w:tc>
         <w:tc>
           <w:tcPr>
+            <w:tcW w:w="6910" w:type="dxa"/>
             <w:tcMar>
               <w:top w:w="60" w:type="dxa"/>
               <w:left w:w="120" w:type="dxa"/>
@@ -10371,9 +10203,7 @@
           </w:p>
         </w:tc>
         <w:tc>
-          <w:tcPr>
-            <w:tcW w:w="6328" w:type="dxa"/>
-          </w:tcPr>
+          <w:tcPr/>
           <w:p>
             <w:pPr>
               <w:pStyle w:val="Compact"/>
@@ -10386,19 +10216,10 @@
       </w:tr>
       <w:tr>
         <w:tc>
-          <w:tcPr>
-            <w:tcW w:w="2460" w:type="dxa"/>
-            <w:tcMar>
-              <w:top w:w="60" w:type="dxa"/>
-              <w:left w:w="120" w:type="dxa"/>
-              <w:bottom w:w="60" w:type="dxa"/>
-              <w:right w:w="120" w:type="dxa"/>
-            </w:tcMar>
-          </w:tcPr>
-          <w:p>
-            <w:pPr>
-              <w:pStyle w:val="Compact"/>
-              <w:wordWrap w:val="1"/>
+          <w:tcPr/>
+          <w:p>
+            <w:pPr>
+              <w:pStyle w:val="Compact"/>
             </w:pPr>
             <w:r>
               <w:rPr>
@@ -10411,6 +10232,7 @@
         </w:tc>
         <w:tc>
           <w:tcPr>
+            <w:tcW w:w="6910" w:type="dxa"/>
             <w:tcMar>
               <w:top w:w="60" w:type="dxa"/>
               <w:left w:w="120" w:type="dxa"/>
@@ -10534,10 +10356,18 @@
       </w:tr>
       <w:tr>
         <w:tc>
-          <w:tcPr/>
-          <w:p>
-            <w:pPr>
-              <w:pStyle w:val="Compact"/>
+          <w:tcPr>
+            <w:tcMar>
+              <w:top w:w="60" w:type="dxa"/>
+              <w:left w:w="120" w:type="dxa"/>
+              <w:bottom w:w="60" w:type="dxa"/>
+              <w:right w:w="120" w:type="dxa"/>
+            </w:tcMar>
+          </w:tcPr>
+          <w:p>
+            <w:pPr>
+              <w:pStyle w:val="Compact"/>
+              <w:wordWrap w:val="1"/>
             </w:pPr>
             <w:r>
               <w:t xml:space="preserve">치수 검사</w:t>
@@ -10545,10 +10375,18 @@
           </w:p>
         </w:tc>
         <w:tc>
-          <w:tcPr/>
-          <w:p>
-            <w:pPr>
-              <w:pStyle w:val="Compact"/>
+          <w:tcPr>
+            <w:tcMar>
+              <w:top w:w="60" w:type="dxa"/>
+              <w:left w:w="120" w:type="dxa"/>
+              <w:bottom w:w="60" w:type="dxa"/>
+              <w:right w:w="120" w:type="dxa"/>
+            </w:tcMar>
+          </w:tcPr>
+          <w:p>
+            <w:pPr>
+              <w:pStyle w:val="Compact"/>
+              <w:wordWrap w:val="1"/>
             </w:pPr>
             <w:r>
               <w:t xml:space="preserve">변경 관련 치수 전수 또는 강화 샘플링</w:t>
@@ -10642,10 +10480,18 @@
           </w:p>
         </w:tc>
         <w:tc>
-          <w:tcPr/>
-          <w:p>
-            <w:pPr>
-              <w:pStyle w:val="Compact"/>
+          <w:tcPr>
+            <w:tcMar>
+              <w:top w:w="60" w:type="dxa"/>
+              <w:left w:w="120" w:type="dxa"/>
+              <w:bottom w:w="60" w:type="dxa"/>
+              <w:right w:w="120" w:type="dxa"/>
+            </w:tcMar>
+          </w:tcPr>
+          <w:p>
+            <w:pPr>
+              <w:pStyle w:val="Compact"/>
+              <w:wordWrap w:val="1"/>
             </w:pPr>
             <w:r>
               <w:t xml:space="preserve">품질팀</w:t>
@@ -10766,7 +10612,7 @@
         </w:trPr>
         <w:tc>
           <w:tcPr>
-            <w:tcW w:w="2460" w:type="dxa"/>
+            <w:tcW w:w="2736" w:type="dxa"/>
             <w:tcMar>
               <w:top w:w="60" w:type="dxa"/>
               <w:left w:w="120" w:type="dxa"/>
@@ -10787,7 +10633,7 @@
         </w:tc>
         <w:tc>
           <w:tcPr>
-            <w:tcW w:w="6328" w:type="dxa"/>
+            <w:tcW w:w="6052" w:type="dxa"/>
             <w:tcMar>
               <w:top w:w="60" w:type="dxa"/>
               <w:left w:w="120" w:type="dxa"/>
@@ -10809,9 +10655,7 @@
       </w:tr>
       <w:tr>
         <w:tc>
-          <w:tcPr>
-            <w:tcW w:w="2460" w:type="dxa"/>
-          </w:tcPr>
+          <w:tcPr/>
           <w:p>
             <w:pPr>
               <w:pStyle w:val="Compact"/>
@@ -10827,7 +10671,7 @@
         </w:tc>
         <w:tc>
           <w:tcPr>
-            <w:tcW w:w="6328" w:type="dxa"/>
+            <w:tcW w:w="6052" w:type="dxa"/>
             <w:tcMar>
               <w:top w:w="60" w:type="dxa"/>
               <w:left w:w="120" w:type="dxa"/>
@@ -10848,18 +10692,10 @@
       </w:tr>
       <w:tr>
         <w:tc>
-          <w:tcPr>
-            <w:tcMar>
-              <w:top w:w="60" w:type="dxa"/>
-              <w:left w:w="120" w:type="dxa"/>
-              <w:bottom w:w="60" w:type="dxa"/>
-              <w:right w:w="120" w:type="dxa"/>
-            </w:tcMar>
-          </w:tcPr>
-          <w:p>
-            <w:pPr>
-              <w:pStyle w:val="Compact"/>
-              <w:wordWrap w:val="1"/>
+          <w:tcPr/>
+          <w:p>
+            <w:pPr>
+              <w:pStyle w:val="Compact"/>
             </w:pPr>
             <w:r>
               <w:t xml:space="preserve">기타 항공우주 고객</w:t>
@@ -10868,6 +10704,7 @@
         </w:tc>
         <w:tc>
           <w:tcPr>
+            <w:tcW w:w="6052" w:type="dxa"/>
             <w:tcMar>
               <w:top w:w="60" w:type="dxa"/>
               <w:left w:w="120" w:type="dxa"/>
@@ -11661,7 +11498,7 @@
         </w:trPr>
         <w:tc>
           <w:tcPr>
-            <w:tcW w:w="2460" w:type="dxa"/>
+            <w:tcW w:w="3000" w:type="dxa"/>
             <w:tcMar>
               <w:top w:w="60" w:type="dxa"/>
               <w:left w:w="120" w:type="dxa"/>
@@ -11682,7 +11519,7 @@
         </w:tc>
         <w:tc>
           <w:tcPr>
-            <w:tcW w:w="6328" w:type="dxa"/>
+            <w:tcW w:w="5788" w:type="dxa"/>
             <w:tcMar>
               <w:top w:w="60" w:type="dxa"/>
               <w:left w:w="120" w:type="dxa"/>
@@ -11704,9 +11541,7 @@
       </w:tr>
       <w:tr>
         <w:tc>
-          <w:tcPr>
-            <w:tcW w:w="2460" w:type="dxa"/>
-          </w:tcPr>
+          <w:tcPr/>
           <w:p>
             <w:pPr>
               <w:pStyle w:val="Compact"/>
@@ -11718,7 +11553,7 @@
         </w:tc>
         <w:tc>
           <w:tcPr>
-            <w:tcW w:w="6328" w:type="dxa"/>
+            <w:tcW w:w="5788" w:type="dxa"/>
             <w:tcMar>
               <w:top w:w="60" w:type="dxa"/>
               <w:left w:w="120" w:type="dxa"/>
@@ -11761,6 +11596,7 @@
         </w:tc>
         <w:tc>
           <w:tcPr>
+            <w:tcW w:w="5788" w:type="dxa"/>
             <w:tcMar>
               <w:top w:w="60" w:type="dxa"/>
               <w:left w:w="120" w:type="dxa"/>
@@ -11802,9 +11638,7 @@
           </w:p>
         </w:tc>
         <w:tc>
-          <w:tcPr>
-            <w:tcW w:w="6328" w:type="dxa"/>
-          </w:tcPr>
+          <w:tcPr/>
           <w:p>
             <w:pPr>
               <w:pStyle w:val="Compact"/>
@@ -11827,19 +11661,10 @@
       </w:tr>
       <w:tr>
         <w:tc>
-          <w:tcPr>
-            <w:tcW w:w="2460" w:type="dxa"/>
-            <w:tcMar>
-              <w:top w:w="60" w:type="dxa"/>
-              <w:left w:w="120" w:type="dxa"/>
-              <w:bottom w:w="60" w:type="dxa"/>
-              <w:right w:w="120" w:type="dxa"/>
-            </w:tcMar>
-          </w:tcPr>
-          <w:p>
-            <w:pPr>
-              <w:pStyle w:val="Compact"/>
-              <w:wordWrap w:val="1"/>
+          <w:tcPr/>
+          <w:p>
+            <w:pPr>
+              <w:pStyle w:val="Compact"/>
             </w:pPr>
             <w:r>
               <w:t xml:space="preserve">생산지/설비 변경</w:t>
@@ -11847,10 +11672,19 @@
           </w:p>
         </w:tc>
         <w:tc>
-          <w:tcPr/>
-          <w:p>
-            <w:pPr>
-              <w:pStyle w:val="Compact"/>
+          <w:tcPr>
+            <w:tcW w:w="5788" w:type="dxa"/>
+            <w:tcMar>
+              <w:top w:w="60" w:type="dxa"/>
+              <w:left w:w="120" w:type="dxa"/>
+              <w:bottom w:w="60" w:type="dxa"/>
+              <w:right w:w="120" w:type="dxa"/>
+            </w:tcMar>
+          </w:tcPr>
+          <w:p>
+            <w:pPr>
+              <w:pStyle w:val="Compact"/>
+              <w:wordWrap w:val="1"/>
             </w:pPr>
             <w:r>
               <w:rPr>
@@ -11894,18 +11728,10 @@
       </w:tr>
       <w:tr>
         <w:tc>
-          <w:tcPr>
-            <w:tcMar>
-              <w:top w:w="60" w:type="dxa"/>
-              <w:left w:w="120" w:type="dxa"/>
-              <w:bottom w:w="60" w:type="dxa"/>
-              <w:right w:w="120" w:type="dxa"/>
-            </w:tcMar>
-          </w:tcPr>
-          <w:p>
-            <w:pPr>
-              <w:pStyle w:val="Compact"/>
-              <w:wordWrap w:val="1"/>
+          <w:tcPr/>
+          <w:p>
+            <w:pPr>
+              <w:pStyle w:val="Compact"/>
             </w:pPr>
             <w:r>
               <w:t xml:space="preserve">작업자 변경</w:t>
@@ -11913,18 +11739,10 @@
           </w:p>
         </w:tc>
         <w:tc>
-          <w:tcPr>
-            <w:tcMar>
-              <w:top w:w="60" w:type="dxa"/>
-              <w:left w:w="120" w:type="dxa"/>
-              <w:bottom w:w="60" w:type="dxa"/>
-              <w:right w:w="120" w:type="dxa"/>
-            </w:tcMar>
-          </w:tcPr>
-          <w:p>
-            <w:pPr>
-              <w:pStyle w:val="Compact"/>
-              <w:wordWrap w:val="1"/>
+          <w:tcPr/>
+          <w:p>
+            <w:pPr>
+              <w:pStyle w:val="Compact"/>
             </w:pPr>
             <w:r>
               <w:t xml:space="preserve">FAI 면제 (기량 인정으로 대체)</w:t>
@@ -12650,7 +12468,6 @@
               <w:bottom w:w="60" w:type="dxa"/>
               <w:right w:w="120" w:type="dxa"/>
             </w:tcMar>
-            <w:shd w:val="clear" w:color="auto" w:fill="DEEAF1"/>
           </w:tcPr>
           <w:p>
             <w:pPr>
@@ -12670,7 +12487,6 @@
               <w:bottom w:w="60" w:type="dxa"/>
               <w:right w:w="120" w:type="dxa"/>
             </w:tcMar>
-            <w:shd w:val="clear" w:color="auto" w:fill="DEEAF1"/>
           </w:tcPr>
           <w:p>
             <w:pPr>
@@ -12690,7 +12506,6 @@
               <w:bottom w:w="60" w:type="dxa"/>
               <w:right w:w="120" w:type="dxa"/>
             </w:tcMar>
-            <w:shd w:val="clear" w:color="auto" w:fill="DEEAF1"/>
           </w:tcPr>
           <w:p>
             <w:pPr>
@@ -13629,18 +13444,10 @@
           </w:p>
         </w:tc>
         <w:tc>
-          <w:tcPr>
-            <w:tcMar>
-              <w:top w:w="60" w:type="dxa"/>
-              <w:left w:w="120" w:type="dxa"/>
-              <w:bottom w:w="60" w:type="dxa"/>
-              <w:right w:w="120" w:type="dxa"/>
-            </w:tcMar>
-          </w:tcPr>
-          <w:p>
-            <w:pPr>
-              <w:pStyle w:val="Compact"/>
-              <w:wordWrap w:val="1"/>
+          <w:tcPr/>
+          <w:p>
+            <w:pPr>
+              <w:pStyle w:val="Compact"/>
             </w:pPr>
             <w:r>
               <w:t xml:space="preserve">형식 유지, 변경 스탬프 기록 항목 추가</w:t>
@@ -14302,8 +14109,8 @@
     <w:rPrDefault>
       <w:rPr>
         <w:rFonts w:asciiTheme="minorHAnsi" w:cstheme="minorBidi" w:eastAsiaTheme="minorEastAsia" w:hAnsiTheme="minorHAnsi"/>
-        <w:sz w:val="24"/>
-        <w:szCs w:val="24"/>
+        <w:sz w:val="20"/>
+        <w:szCs w:val="20"/>
         <w:lang w:bidi="ar-SA" w:eastAsia="zh-CN" w:val="en-US"/>
       </w:rPr>
     </w:rPrDefault>
@@ -14371,8 +14178,8 @@
     </w:pPr>
     <w:rPr>
       <w:rFonts w:asciiTheme="majorHAnsi" w:cstheme="majorBidi" w:eastAsiaTheme="majorEastAsia" w:hAnsiTheme="majorHAnsi"/>
-      <w:sz w:val="56"/>
-      <w:szCs w:val="56"/>
+      <w:sz w:val="44"/>
+      <w:szCs w:val="44"/>
     </w:rPr>
   </w:style>
   <w:style w:customStyle="1" w:styleId="TitleChar" w:type="character">
@@ -14383,8 +14190,8 @@
     <w:rsid w:val="00A10FD9"/>
     <w:rPr>
       <w:rFonts w:asciiTheme="majorHAnsi" w:cstheme="majorBidi" w:eastAsiaTheme="majorEastAsia" w:hAnsiTheme="majorHAnsi"/>
-      <w:sz w:val="56"/>
-      <w:szCs w:val="56"/>
+      <w:sz w:val="44"/>
+      <w:szCs w:val="44"/>
     </w:rPr>
   </w:style>
   <w:style w:styleId="Subtitle" w:type="paragraph">
@@ -14506,8 +14313,8 @@
     <w:rPr>
       <w:rFonts w:asciiTheme="majorHAnsi" w:cstheme="majorBidi" w:eastAsiaTheme="majorEastAsia" w:hAnsiTheme="majorHAnsi"/>
       <w:color w:themeColor="accent1" w:themeShade="BF" w:val="0F4761"/>
-      <w:sz w:val="40"/>
-      <w:szCs w:val="40"/>
+      <w:sz w:val="32"/>
+      <w:szCs w:val="32"/>
     </w:rPr>
   </w:style>
   <w:style w:styleId="Heading2" w:type="paragraph">
@@ -14697,8 +14504,8 @@
     <w:rPr>
       <w:rFonts w:asciiTheme="majorHAnsi" w:cstheme="majorBidi" w:eastAsiaTheme="majorEastAsia" w:hAnsiTheme="majorHAnsi"/>
       <w:color w:themeColor="accent1" w:themeShade="BF" w:val="0F4761"/>
-      <w:sz w:val="40"/>
-      <w:szCs w:val="40"/>
+      <w:sz w:val="32"/>
+      <w:szCs w:val="32"/>
     </w:rPr>
   </w:style>
   <w:style w:customStyle="1" w:styleId="Heading2Char" w:type="character">
